--- a/precondition_extraction/checks/CVE-2024-38475/WORKED-EXAMPLE.docx
+++ b/precondition_extraction/checks/CVE-2024-38475/WORKED-EXAMPLE.docx
@@ -1951,7 +1951,7 @@
         <w:spacing w:after="160" w:before="320"/>
       </w:pPr>
       <w:r>
-        <w:t xml:space="preserve">5. Three ways to run it across a fleet</w:t>
+        <w:t xml:space="preserve">5. Five ways to run it across a fleet</w:t>
       </w:r>
     </w:p>
     <w:p>
@@ -1969,7 +1969,7 @@
         <w:t xml:space="preserve">not</w:t>
       </w:r>
       <w:r>
-        <w:t xml:space="preserve"> been executed on a live tenant; treat them as the shape of the ask.</w:t>
+        <w:t xml:space="preserve"> been executed on a live tenant or subscription; treat them as the shape of the ask.</w:t>
       </w:r>
     </w:p>
     <w:p>
@@ -2272,148 +2272,687 @@
           <w:b/>
           <w:bCs/>
         </w:rPr>
-        <w:t xml:space="preserve">Wiz.</w:t>
-      </w:r>
-      <w:r>
-        <w:t xml:space="preserve"> Wiz's custom Host Configuration Rules run agentlessly against the disk snapshot, are written in a simplified OVAL ("Direct OVAL"), and support </w:t>
-      </w:r>
-      <w:r>
-        <w:rPr>
-          <w:rFonts w:ascii="Consolas" w:cs="Consolas" w:eastAsia="Consolas" w:hAnsi="Consolas"/>
-        </w:rPr>
-        <w:t xml:space="preserve">textfilecontent54_test</w:t>
-      </w:r>
-      <w:r>
-        <w:t xml:space="preserve"> — in Wiz's words, "like grep, but regex". The coarse gate is one object:</w:t>
-      </w:r>
-    </w:p>
-    <w:p>
-      <w:pPr>
-        <w:spacing w:after="0" w:line="240"/>
-      </w:pPr>
-      <w:r>
-        <w:rPr>
-          <w:rFonts w:ascii="Consolas" w:cs="Consolas" w:eastAsia="Consolas" w:hAnsi="Consolas"/>
-          <w:sz w:val="18"/>
-          <w:szCs w:val="18"/>
-        </w:rPr>
-        <w:t xml:space="preserve">&lt;textfilecontent54_object id="oval:cve-2024-38475:obj:1" version="1"&gt;</w:t>
-      </w:r>
-    </w:p>
-    <w:p>
-      <w:pPr>
-        <w:spacing w:after="0" w:line="240"/>
-      </w:pPr>
-      <w:r>
-        <w:rPr>
-          <w:rFonts w:ascii="Consolas" w:cs="Consolas" w:eastAsia="Consolas" w:hAnsi="Consolas"/>
-          <w:sz w:val="18"/>
-          <w:szCs w:val="18"/>
-        </w:rPr>
-        <w:t xml:space="preserve">  &lt;behaviors recurse_direction="down" max_depth="-1"/&gt;</w:t>
-      </w:r>
-    </w:p>
-    <w:p>
-      <w:pPr>
-        <w:spacing w:after="0" w:line="240"/>
-      </w:pPr>
-      <w:r>
-        <w:rPr>
-          <w:rFonts w:ascii="Consolas" w:cs="Consolas" w:eastAsia="Consolas" w:hAnsi="Consolas"/>
-          <w:sz w:val="18"/>
-          <w:szCs w:val="18"/>
-        </w:rPr>
-        <w:t xml:space="preserve">  &lt;path operation="pattern match"&gt;^/etc/(httpd|apache2)&lt;/path&gt;</w:t>
-      </w:r>
-    </w:p>
-    <w:p>
-      <w:pPr>
-        <w:spacing w:after="0" w:line="240"/>
-      </w:pPr>
-      <w:r>
-        <w:rPr>
-          <w:rFonts w:ascii="Consolas" w:cs="Consolas" w:eastAsia="Consolas" w:hAnsi="Consolas"/>
-          <w:sz w:val="18"/>
-          <w:szCs w:val="18"/>
-        </w:rPr>
-        <w:t xml:space="preserve">  &lt;filename operation="pattern match"&gt;.*&lt;/filename&gt;</w:t>
-      </w:r>
-    </w:p>
-    <w:p>
-      <w:pPr>
-        <w:spacing w:after="0" w:line="240"/>
-      </w:pPr>
-      <w:r>
-        <w:rPr>
-          <w:rFonts w:ascii="Consolas" w:cs="Consolas" w:eastAsia="Consolas" w:hAnsi="Consolas"/>
-          <w:sz w:val="18"/>
-          <w:szCs w:val="18"/>
-        </w:rPr>
-        <w:t xml:space="preserve">  &lt;pattern operation="pattern match"&gt;^\s*RewriteRule\s+\S+\s+["']?/?[^/"']*(\$[0-9]|%[0-9]|%\{)&lt;/pattern&gt;</w:t>
-      </w:r>
-    </w:p>
-    <w:p>
-      <w:pPr>
-        <w:spacing w:after="0" w:line="240"/>
-      </w:pPr>
-      <w:r>
-        <w:rPr>
-          <w:rFonts w:ascii="Consolas" w:cs="Consolas" w:eastAsia="Consolas" w:hAnsi="Consolas"/>
-          <w:sz w:val="18"/>
-          <w:szCs w:val="18"/>
-        </w:rPr>
-        <w:t xml:space="preserve">  &lt;instance datatype="int" operation="greater than or equal"&gt;1&lt;/instance&gt;</w:t>
-      </w:r>
-    </w:p>
-    <w:p>
-      <w:pPr>
-        <w:spacing w:after="0" w:line="240"/>
-      </w:pPr>
-      <w:r>
-        <w:rPr>
-          <w:rFonts w:ascii="Consolas" w:cs="Consolas" w:eastAsia="Consolas" w:hAnsi="Consolas"/>
-          <w:sz w:val="18"/>
-          <w:szCs w:val="18"/>
-        </w:rPr>
-        <w:t xml:space="preserve">&lt;/textfilecontent54_object&gt;</w:t>
-      </w:r>
-    </w:p>
-    <w:p>
-      <w:pPr>
-        <w:spacing w:after="0" w:line="240"/>
-      </w:pPr>
-      <w:r>
-        <w:rPr>
-          <w:rFonts w:ascii="Consolas" w:cs="Consolas" w:eastAsia="Consolas" w:hAnsi="Consolas"/>
-          <w:sz w:val="18"/>
-          <w:szCs w:val="18"/>
-        </w:rPr>
-        <w:t xml:space="preserve">&lt;!-- test: check_existence="at_least_one_exists" =&gt; gate candidate present --&gt;</w:t>
-      </w:r>
-    </w:p>
-    <w:p>
-      <w:pPr>
-        <w:spacing w:after="160"/>
-      </w:pPr>
-    </w:p>
-    <w:p>
-      <w:pPr>
-        <w:spacing w:after="160"/>
-      </w:pPr>
-      <w:r>
-        <w:t xml:space="preserve">Same limitation as Tenable's coarse item: a regex cannot see block nesting. The precise verdict needs either a command-based rule or the script run by the sensor.</w:t>
-      </w:r>
-    </w:p>
-    <w:p>
-      <w:pPr>
-        <w:spacing w:after="160"/>
-      </w:pPr>
+        <w:t xml:space="preserve">Qualys.</w:t>
+      </w:r>
+      <w:r>
+        <w:t xml:space="preserve"> Qualys' own note on this CVE lists </w:t>
+      </w:r>
       <w:r>
         <w:rPr>
           <w:b/>
           <w:bCs/>
         </w:rPr>
-        <w:t xml:space="preserve">Ansible / SSH, for hosts neither product covers.</w:t>
+        <w:t xml:space="preserve">QID 152103</w:t>
+      </w:r>
+      <w:r>
+        <w:t xml:space="preserve"> ("Apache HTTP Server Prior to 2.4.60 Multiple Security Vulnerabilities") and </w:t>
+      </w:r>
+      <w:r>
+        <w:rPr>
+          <w:b/>
+          <w:bCs/>
+        </w:rPr>
+        <w:t xml:space="preserve">QID 731613</w:t>
+      </w:r>
+      <w:r>
+        <w:t xml:space="preserve"> (the web-application-scanning equivalent), detected "by launching a Qualys (WAS, VM) scans"; it says nothing about configuration. Policy Compliance can carry both tiers of the gate check:</w:t>
+      </w:r>
+    </w:p>
+    <w:p>
+      <w:pPr>
+        <w:spacing w:after="160"/>
+      </w:pPr>
+      <w:r>
+        <w:rPr>
+          <w:i/>
+          <w:iCs/>
+        </w:rPr>
+        <w:t xml:space="preserve">Coarse — a "File Content Check (Agent Only)" user-defined control.</w:t>
+      </w:r>
+      <w:r>
+        <w:t xml:space="preserve"> It returns "all lines in the file that match", which is the evidence line itself. Field values:</w:t>
+      </w:r>
+    </w:p>
+    <w:tbl>
+      <w:tblPr>
+        <w:tblW w:type="auto" w:w="100"/>
+        <w:tblBorders>
+          <w:top w:val="single" w:color="auto" w:sz="4"/>
+          <w:left w:val="single" w:color="auto" w:sz="4"/>
+          <w:bottom w:val="single" w:color="auto" w:sz="4"/>
+          <w:right w:val="single" w:color="auto" w:sz="4"/>
+          <w:insideH w:val="single" w:color="auto" w:sz="4"/>
+          <w:insideV w:val="single" w:color="auto" w:sz="4"/>
+        </w:tblBorders>
+      </w:tblPr>
+      <w:tblGrid>
+        <w:gridCol w:w="4680"/>
+        <w:gridCol w:w="4680"/>
+      </w:tblGrid>
+      <w:tr>
+        <w:trPr>
+          <w:tblHeader/>
+        </w:trPr>
+        <w:tc>
+          <w:tcPr>
+            <w:tcW w:type="dxa" w:w="4680"/>
+          </w:tcPr>
+          <w:p>
+            <w:pPr>
+              <w:spacing w:after="60" w:before="60"/>
+            </w:pPr>
+            <w:r>
+              <w:t xml:space="preserve">field</w:t>
+            </w:r>
+          </w:p>
+        </w:tc>
+        <w:tc>
+          <w:tcPr>
+            <w:tcW w:type="dxa" w:w="4680"/>
+          </w:tcPr>
+          <w:p>
+            <w:pPr>
+              <w:spacing w:after="60" w:before="60"/>
+            </w:pPr>
+            <w:r>
+              <w:t xml:space="preserve">value</w:t>
+            </w:r>
+          </w:p>
+        </w:tc>
+      </w:tr>
+      <w:tr>
+        <w:trPr>
+          <w:tblHeader w:val="false"/>
+        </w:trPr>
+        <w:tc>
+          <w:tcPr>
+            <w:tcW w:type="dxa" w:w="4680"/>
+          </w:tcPr>
+          <w:p>
+            <w:pPr>
+              <w:spacing w:after="60" w:before="60"/>
+            </w:pPr>
+            <w:r>
+              <w:t xml:space="preserve">Base Directory</w:t>
+            </w:r>
+          </w:p>
+        </w:tc>
+        <w:tc>
+          <w:tcPr>
+            <w:tcW w:type="dxa" w:w="4680"/>
+          </w:tcPr>
+          <w:p>
+            <w:pPr>
+              <w:spacing w:after="60" w:before="60"/>
+            </w:pPr>
+            <w:r>
+              <w:rPr>
+                <w:rFonts w:ascii="Consolas" w:cs="Consolas" w:eastAsia="Consolas" w:hAnsi="Consolas"/>
+              </w:rPr>
+              <w:t xml:space="preserve">/etc/httpd</w:t>
+            </w:r>
+            <w:r>
+              <w:t xml:space="preserve"> (a second control for </w:t>
+            </w:r>
+            <w:r>
+              <w:rPr>
+                <w:rFonts w:ascii="Consolas" w:cs="Consolas" w:eastAsia="Consolas" w:hAnsi="Consolas"/>
+              </w:rPr>
+              <w:t xml:space="preserve">/etc/apache2</w:t>
+            </w:r>
+            <w:r>
+              <w:t xml:space="preserve">)</w:t>
+            </w:r>
+          </w:p>
+        </w:tc>
+      </w:tr>
+      <w:tr>
+        <w:trPr>
+          <w:tblHeader w:val="false"/>
+        </w:trPr>
+        <w:tc>
+          <w:tcPr>
+            <w:tcW w:type="dxa" w:w="4680"/>
+          </w:tcPr>
+          <w:p>
+            <w:pPr>
+              <w:spacing w:after="60" w:before="60"/>
+            </w:pPr>
+            <w:r>
+              <w:t xml:space="preserve">Depth</w:t>
+            </w:r>
+          </w:p>
+        </w:tc>
+        <w:tc>
+          <w:tcPr>
+            <w:tcW w:type="dxa" w:w="4680"/>
+          </w:tcPr>
+          <w:p>
+            <w:pPr>
+              <w:spacing w:after="60" w:before="60"/>
+            </w:pPr>
+            <w:r>
+              <w:t xml:space="preserve">3</w:t>
+            </w:r>
+          </w:p>
+        </w:tc>
+      </w:tr>
+      <w:tr>
+        <w:trPr>
+          <w:tblHeader w:val="false"/>
+        </w:trPr>
+        <w:tc>
+          <w:tcPr>
+            <w:tcW w:type="dxa" w:w="4680"/>
+          </w:tcPr>
+          <w:p>
+            <w:pPr>
+              <w:spacing w:after="60" w:before="60"/>
+            </w:pPr>
+            <w:r>
+              <w:t xml:space="preserve">File / Directory Name</w:t>
+            </w:r>
+          </w:p>
+        </w:tc>
+        <w:tc>
+          <w:tcPr>
+            <w:tcW w:type="dxa" w:w="4680"/>
+          </w:tcPr>
+          <w:p>
+            <w:pPr>
+              <w:spacing w:after="60" w:before="60"/>
+            </w:pPr>
+            <w:r>
+              <w:rPr>
+                <w:rFonts w:ascii="Consolas" w:cs="Consolas" w:eastAsia="Consolas" w:hAnsi="Consolas"/>
+              </w:rPr>
+              <w:t xml:space="preserve">*</w:t>
+            </w:r>
+          </w:p>
+        </w:tc>
+      </w:tr>
+      <w:tr>
+        <w:trPr>
+          <w:tblHeader w:val="false"/>
+        </w:trPr>
+        <w:tc>
+          <w:tcPr>
+            <w:tcW w:type="dxa" w:w="4680"/>
+          </w:tcPr>
+          <w:p>
+            <w:pPr>
+              <w:spacing w:after="60" w:before="60"/>
+            </w:pPr>
+            <w:r>
+              <w:t xml:space="preserve">Regular Expression (PCRE on Cloud Agent)</w:t>
+            </w:r>
+          </w:p>
+        </w:tc>
+        <w:tc>
+          <w:tcPr>
+            <w:tcW w:type="dxa" w:w="4680"/>
+          </w:tcPr>
+          <w:p>
+            <w:pPr>
+              <w:spacing w:after="60" w:before="60"/>
+            </w:pPr>
+            <w:r>
+              <w:t xml:space="preserve">the first-segment pattern below</w:t>
+            </w:r>
+          </w:p>
+        </w:tc>
+      </w:tr>
+      <w:tr>
+        <w:trPr>
+          <w:tblHeader w:val="false"/>
+        </w:trPr>
+        <w:tc>
+          <w:tcPr>
+            <w:tcW w:type="dxa" w:w="4680"/>
+          </w:tcPr>
+          <w:p>
+            <w:pPr>
+              <w:spacing w:after="60" w:before="60"/>
+            </w:pPr>
+            <w:r>
+              <w:t xml:space="preserve">Default Expected Value</w:t>
+            </w:r>
+          </w:p>
+        </w:tc>
+        <w:tc>
+          <w:tcPr>
+            <w:tcW w:type="dxa" w:w="4680"/>
+          </w:tcPr>
+          <w:p>
+            <w:pPr>
+              <w:spacing w:after="60" w:before="60"/>
+            </w:pPr>
+            <w:r>
+              <w:rPr>
+                <w:i/>
+                <w:iCs/>
+              </w:rPr>
+              <w:t xml:space="preserve">does not contain</w:t>
+            </w:r>
+            <w:r>
+              <w:t xml:space="preserve"> </w:t>
+            </w:r>
+            <w:r>
+              <w:rPr>
+                <w:rFonts w:ascii="Consolas" w:cs="Consolas" w:eastAsia="Consolas" w:hAnsi="Consolas"/>
+              </w:rPr>
+              <w:t xml:space="preserve">.+</w:t>
+            </w:r>
+            <w:r>
+              <w:t xml:space="preserve"> — any returned line is a candidate</w:t>
+            </w:r>
+          </w:p>
+        </w:tc>
+      </w:tr>
+    </w:tbl>
+    <w:p>
+      <w:pPr>
+        <w:spacing w:after="160"/>
+      </w:pPr>
+    </w:p>
+    <w:p>
+      <w:pPr>
+        <w:spacing w:after="0" w:line="240"/>
+      </w:pPr>
+      <w:r>
+        <w:rPr>
+          <w:rFonts w:ascii="Consolas" w:cs="Consolas" w:eastAsia="Consolas" w:hAnsi="Consolas"/>
+          <w:sz w:val="18"/>
+          <w:szCs w:val="18"/>
+        </w:rPr>
+        <w:t xml:space="preserve">^\s*RewriteRule\s+\S+\s+["']?/?[^/"']*(\$[0-9]|%[0-9]|%\{)</w:t>
+      </w:r>
+    </w:p>
+    <w:p>
+      <w:pPr>
+        <w:spacing w:after="160"/>
+      </w:pPr>
+    </w:p>
+    <w:p>
+      <w:pPr>
+        <w:spacing w:after="160"/>
+      </w:pPr>
+      <w:r>
+        <w:t xml:space="preserve">Like every single-regex rule, this flags a directory-context rule too (the </w:t>
+      </w:r>
+      <w:r>
+        <w:rPr>
+          <w:rFonts w:ascii="Consolas" w:cs="Consolas" w:eastAsia="Consolas" w:hAnsi="Consolas"/>
+        </w:rPr>
+        <w:t xml:space="preserve">negative-directory-context</w:t>
+      </w:r>
+      <w:r>
+        <w:t xml:space="preserve"> fixture). It reads the first 40 kB of each file.</w:t>
+      </w:r>
+    </w:p>
+    <w:p>
+      <w:pPr>
+        <w:spacing w:after="160"/>
+      </w:pPr>
+      <w:r>
+        <w:rPr>
+          <w:i/>
+          <w:iCs/>
+        </w:rPr>
+        <w:t xml:space="preserve">Precise — a "Unix Script Result Check" user-defined control over a Custom Assessment and Remediation (CAR) script.</w:t>
+      </w:r>
+      <w:r>
+        <w:t xml:space="preserve"> Upload </w:t>
+      </w:r>
+      <w:r>
+        <w:rPr>
+          <w:rFonts w:ascii="Consolas" w:cs="Consolas" w:eastAsia="Consolas" w:hAnsi="Consolas"/>
+        </w:rPr>
+        <w:t xml:space="preserve">check_rewrite_prefix.py</w:t>
+      </w:r>
+      <w:r>
+        <w:t xml:space="preserve"> to CAR as a Python script, schedule it, then create the control with output filter </w:t>
+      </w:r>
+      <w:r>
+        <w:rPr>
+          <w:rFonts w:ascii="Consolas" w:cs="Consolas" w:eastAsia="Consolas" w:hAnsi="Consolas"/>
+        </w:rPr>
+        <w:t xml:space="preserve">^CVE-2024-38475 server-context-substitution-\S+ (PRESENT|ABSENT).*</w:t>
+      </w:r>
+      <w:r>
+        <w:t xml:space="preserve"> and expected value </w:t>
+      </w:r>
+      <w:r>
+        <w:rPr>
+          <w:rFonts w:ascii="Consolas" w:cs="Consolas" w:eastAsia="Consolas" w:hAnsi="Consolas"/>
+        </w:rPr>
+        <w:t xml:space="preserve">ABSENT</w:t>
+      </w:r>
+      <w:r>
+        <w:t xml:space="preserve">. The quoted config lines are in the script output for the report. CAR is a separately licensed module and the control is evaluated at the next agent scan, not when the script runs.</w:t>
+      </w:r>
+    </w:p>
+    <w:p>
+      <w:pPr>
+        <w:spacing w:after="160"/>
+      </w:pPr>
+      <w:r>
+        <w:rPr>
+          <w:b/>
+          <w:bCs/>
+        </w:rPr>
+        <w:t xml:space="preserve">Wiz.</w:t>
+      </w:r>
+      <w:r>
+        <w:t xml:space="preserve"> Wiz's custom Host Configuration Rules run agentlessly against the disk snapshot, are written in a simplified OVAL ("Direct OVAL"), and support </w:t>
+      </w:r>
+      <w:r>
+        <w:rPr>
+          <w:rFonts w:ascii="Consolas" w:cs="Consolas" w:eastAsia="Consolas" w:hAnsi="Consolas"/>
+        </w:rPr>
+        <w:t xml:space="preserve">textfilecontent54_test</w:t>
+      </w:r>
+      <w:r>
+        <w:t xml:space="preserve"> — in Wiz's words, "like grep, but regex". The coarse gate is one object:</w:t>
+      </w:r>
+    </w:p>
+    <w:p>
+      <w:pPr>
+        <w:spacing w:after="0" w:line="240"/>
+      </w:pPr>
+      <w:r>
+        <w:rPr>
+          <w:rFonts w:ascii="Consolas" w:cs="Consolas" w:eastAsia="Consolas" w:hAnsi="Consolas"/>
+          <w:sz w:val="18"/>
+          <w:szCs w:val="18"/>
+        </w:rPr>
+        <w:t xml:space="preserve">&lt;textfilecontent54_object id="oval:cve-2024-38475:obj:1" version="1"&gt;</w:t>
+      </w:r>
+    </w:p>
+    <w:p>
+      <w:pPr>
+        <w:spacing w:after="0" w:line="240"/>
+      </w:pPr>
+      <w:r>
+        <w:rPr>
+          <w:rFonts w:ascii="Consolas" w:cs="Consolas" w:eastAsia="Consolas" w:hAnsi="Consolas"/>
+          <w:sz w:val="18"/>
+          <w:szCs w:val="18"/>
+        </w:rPr>
+        <w:t xml:space="preserve">  &lt;behaviors recurse_direction="down" max_depth="-1"/&gt;</w:t>
+      </w:r>
+    </w:p>
+    <w:p>
+      <w:pPr>
+        <w:spacing w:after="0" w:line="240"/>
+      </w:pPr>
+      <w:r>
+        <w:rPr>
+          <w:rFonts w:ascii="Consolas" w:cs="Consolas" w:eastAsia="Consolas" w:hAnsi="Consolas"/>
+          <w:sz w:val="18"/>
+          <w:szCs w:val="18"/>
+        </w:rPr>
+        <w:t xml:space="preserve">  &lt;path operation="pattern match"&gt;^/etc/(httpd|apache2)&lt;/path&gt;</w:t>
+      </w:r>
+    </w:p>
+    <w:p>
+      <w:pPr>
+        <w:spacing w:after="0" w:line="240"/>
+      </w:pPr>
+      <w:r>
+        <w:rPr>
+          <w:rFonts w:ascii="Consolas" w:cs="Consolas" w:eastAsia="Consolas" w:hAnsi="Consolas"/>
+          <w:sz w:val="18"/>
+          <w:szCs w:val="18"/>
+        </w:rPr>
+        <w:t xml:space="preserve">  &lt;filename operation="pattern match"&gt;.*&lt;/filename&gt;</w:t>
+      </w:r>
+    </w:p>
+    <w:p>
+      <w:pPr>
+        <w:spacing w:after="0" w:line="240"/>
+      </w:pPr>
+      <w:r>
+        <w:rPr>
+          <w:rFonts w:ascii="Consolas" w:cs="Consolas" w:eastAsia="Consolas" w:hAnsi="Consolas"/>
+          <w:sz w:val="18"/>
+          <w:szCs w:val="18"/>
+        </w:rPr>
+        <w:t xml:space="preserve">  &lt;pattern operation="pattern match"&gt;^\s*RewriteRule\s+\S+\s+["']?/?[^/"']*(\$[0-9]|%[0-9]|%\{)&lt;/pattern&gt;</w:t>
+      </w:r>
+    </w:p>
+    <w:p>
+      <w:pPr>
+        <w:spacing w:after="0" w:line="240"/>
+      </w:pPr>
+      <w:r>
+        <w:rPr>
+          <w:rFonts w:ascii="Consolas" w:cs="Consolas" w:eastAsia="Consolas" w:hAnsi="Consolas"/>
+          <w:sz w:val="18"/>
+          <w:szCs w:val="18"/>
+        </w:rPr>
+        <w:t xml:space="preserve">  &lt;instance datatype="int" operation="greater than or equal"&gt;1&lt;/instance&gt;</w:t>
+      </w:r>
+    </w:p>
+    <w:p>
+      <w:pPr>
+        <w:spacing w:after="0" w:line="240"/>
+      </w:pPr>
+      <w:r>
+        <w:rPr>
+          <w:rFonts w:ascii="Consolas" w:cs="Consolas" w:eastAsia="Consolas" w:hAnsi="Consolas"/>
+          <w:sz w:val="18"/>
+          <w:szCs w:val="18"/>
+        </w:rPr>
+        <w:t xml:space="preserve">&lt;/textfilecontent54_object&gt;</w:t>
+      </w:r>
+    </w:p>
+    <w:p>
+      <w:pPr>
+        <w:spacing w:after="0" w:line="240"/>
+      </w:pPr>
+      <w:r>
+        <w:rPr>
+          <w:rFonts w:ascii="Consolas" w:cs="Consolas" w:eastAsia="Consolas" w:hAnsi="Consolas"/>
+          <w:sz w:val="18"/>
+          <w:szCs w:val="18"/>
+        </w:rPr>
+        <w:t xml:space="preserve">&lt;!-- test: check_existence="at_least_one_exists" =&gt; gate candidate present --&gt;</w:t>
+      </w:r>
+    </w:p>
+    <w:p>
+      <w:pPr>
+        <w:spacing w:after="160"/>
+      </w:pPr>
+    </w:p>
+    <w:p>
+      <w:pPr>
+        <w:spacing w:after="160"/>
+      </w:pPr>
+      <w:r>
+        <w:t xml:space="preserve">Same limitation as Tenable's coarse item: a regex cannot see block nesting. The precise verdict needs either a command-based rule or the script run by the sensor.</w:t>
+      </w:r>
+    </w:p>
+    <w:p>
+      <w:pPr>
+        <w:spacing w:after="160"/>
+      </w:pPr>
+      <w:r>
+        <w:rPr>
+          <w:b/>
+          <w:bCs/>
+        </w:rPr>
+        <w:t xml:space="preserve">Microsoft Defender Vulnerability Management.</w:t>
+      </w:r>
+      <w:r>
+        <w:t xml:space="preserve"> Defender reports the CVE from the software inventory (the </w:t>
+      </w:r>
+      <w:r>
+        <w:rPr>
+          <w:rFonts w:ascii="Consolas" w:cs="Consolas" w:eastAsia="Consolas" w:hAnsi="Consolas"/>
+        </w:rPr>
+        <w:t xml:space="preserve">DeviceTvmSoftwareVulnerabilities</w:t>
+      </w:r>
+      <w:r>
+        <w:t xml:space="preserve"> advanced-hunting table lists devices by CVE and installed version). That is the version tier; the table carries no configuration columns. Nothing published for Defender describes a custom host-configuration rule of the Qualys or Wiz kind. What Defender for Endpoint does offer is </w:t>
+      </w:r>
+      <w:r>
+        <w:rPr>
+          <w:b/>
+          <w:bCs/>
+        </w:rPr>
+        <w:t xml:space="preserve">live response</w:t>
+      </w:r>
+      <w:r>
+        <w:t xml:space="preserve">: on Linux (agent 101.45.13 or later) an analyst can </w:t>
+      </w:r>
+      <w:r>
+        <w:rPr>
+          <w:rFonts w:ascii="Consolas" w:cs="Consolas" w:eastAsia="Consolas" w:hAnsi="Consolas"/>
+        </w:rPr>
+        <w:t xml:space="preserve">putfile</w:t>
+      </w:r>
+      <w:r>
+        <w:t xml:space="preserve"> the script from the library and </w:t>
+      </w:r>
+      <w:r>
+        <w:rPr>
+          <w:rFonts w:ascii="Consolas" w:cs="Consolas" w:eastAsia="Consolas" w:hAnsi="Consolas"/>
+        </w:rPr>
+        <w:t xml:space="preserve">run</w:t>
+      </w:r>
+      <w:r>
+        <w:t xml:space="preserve"> it, and Bash scripts are supported. It is an investigation tool, not a fleet mechanism — the documented limits are 50 sessions at a time, five per user, one device per session, and a 30-minute cap on </w:t>
+      </w:r>
+      <w:r>
+        <w:rPr>
+          <w:rFonts w:ascii="Consolas" w:cs="Consolas" w:eastAsia="Consolas" w:hAnsi="Consolas"/>
+        </w:rPr>
+        <w:t xml:space="preserve">run</w:t>
+      </w:r>
+      <w:r>
+        <w:t xml:space="preserve">. Use it to confirm the gate on the handful of devices the version tier and the asset owner disagree about, and to collect the evidence line; use one of the other three routes for the population.</w:t>
+      </w:r>
+    </w:p>
+    <w:p>
+      <w:pPr>
+        <w:spacing w:after="0" w:line="240"/>
+      </w:pPr>
+      <w:r>
+        <w:rPr>
+          <w:rFonts w:ascii="Consolas" w:cs="Consolas" w:eastAsia="Consolas" w:hAnsi="Consolas"/>
+          <w:sz w:val="18"/>
+          <w:szCs w:val="18"/>
+        </w:rPr>
+        <w:t xml:space="preserve"># advanced hunting — the version tier, one row per device</w:t>
+      </w:r>
+    </w:p>
+    <w:p>
+      <w:pPr>
+        <w:spacing w:after="0" w:line="240"/>
+      </w:pPr>
+      <w:r>
+        <w:rPr>
+          <w:rFonts w:ascii="Consolas" w:cs="Consolas" w:eastAsia="Consolas" w:hAnsi="Consolas"/>
+          <w:sz w:val="18"/>
+          <w:szCs w:val="18"/>
+        </w:rPr>
+        <w:t xml:space="preserve">DeviceTvmSoftwareVulnerabilities</w:t>
+      </w:r>
+    </w:p>
+    <w:p>
+      <w:pPr>
+        <w:spacing w:after="0" w:line="240"/>
+      </w:pPr>
+      <w:r>
+        <w:rPr>
+          <w:rFonts w:ascii="Consolas" w:cs="Consolas" w:eastAsia="Consolas" w:hAnsi="Consolas"/>
+          <w:sz w:val="18"/>
+          <w:szCs w:val="18"/>
+        </w:rPr>
+        <w:t xml:space="preserve">| where CveId == "CVE-2024-38475"</w:t>
+      </w:r>
+    </w:p>
+    <w:p>
+      <w:pPr>
+        <w:spacing w:after="0" w:line="240"/>
+      </w:pPr>
+      <w:r>
+        <w:rPr>
+          <w:rFonts w:ascii="Consolas" w:cs="Consolas" w:eastAsia="Consolas" w:hAnsi="Consolas"/>
+          <w:sz w:val="18"/>
+          <w:szCs w:val="18"/>
+        </w:rPr>
+        <w:t xml:space="preserve">| project DeviceName, SoftwareVendor, SoftwareName, SoftwareVersion, RecommendedSecurityUpdate</w:t>
+      </w:r>
+    </w:p>
+    <w:p>
+      <w:pPr>
+        <w:spacing w:after="0" w:line="240"/>
+      </w:pPr>
+      <w:r>
+        <w:rPr>
+          <w:rFonts w:ascii="Consolas" w:cs="Consolas" w:eastAsia="Consolas" w:hAnsi="Consolas"/>
+          <w:sz w:val="18"/>
+          <w:szCs w:val="18"/>
+        </w:rPr>
+        <w:t xml:space="preserve"/>
+      </w:r>
+    </w:p>
+    <w:p>
+      <w:pPr>
+        <w:spacing w:after="0" w:line="240"/>
+      </w:pPr>
+      <w:r>
+        <w:rPr>
+          <w:rFonts w:ascii="Consolas" w:cs="Consolas" w:eastAsia="Consolas" w:hAnsi="Consolas"/>
+          <w:sz w:val="18"/>
+          <w:szCs w:val="18"/>
+        </w:rPr>
+        <w:t xml:space="preserve"># live response, on one device (script first uploaded to the library)</w:t>
+      </w:r>
+    </w:p>
+    <w:p>
+      <w:pPr>
+        <w:spacing w:after="0" w:line="240"/>
+      </w:pPr>
+      <w:r>
+        <w:rPr>
+          <w:rFonts w:ascii="Consolas" w:cs="Consolas" w:eastAsia="Consolas" w:hAnsi="Consolas"/>
+          <w:sz w:val="18"/>
+          <w:szCs w:val="18"/>
+        </w:rPr>
+        <w:t xml:space="preserve">putfile check_rewrite_prefix.py</w:t>
+      </w:r>
+    </w:p>
+    <w:p>
+      <w:pPr>
+        <w:spacing w:after="0" w:line="240"/>
+      </w:pPr>
+      <w:r>
+        <w:rPr>
+          <w:rFonts w:ascii="Consolas" w:cs="Consolas" w:eastAsia="Consolas" w:hAnsi="Consolas"/>
+          <w:sz w:val="18"/>
+          <w:szCs w:val="18"/>
+        </w:rPr>
+        <w:t xml:space="preserve">run check_rewrite_prefix.py -parameters "--root /etc/httpd --format text"</w:t>
+      </w:r>
+    </w:p>
+    <w:p>
+      <w:pPr>
+        <w:spacing w:after="160"/>
+      </w:pPr>
+    </w:p>
+    <w:p>
+      <w:pPr>
+        <w:spacing w:after="160"/>
+      </w:pPr>
+      <w:r>
+        <w:rPr>
+          <w:b/>
+          <w:bCs/>
+        </w:rPr>
+        <w:t xml:space="preserve">Ansible / SSH, for hosts none of the products above cover.</w:t>
       </w:r>
     </w:p>
     <w:p>
@@ -2917,7 +3456,7 @@
       <w:r>
         <w:t xml:space="preserve">: </w:t>
       </w:r>
-      <w:hyperlink w:history="1" r:id="rIdkbszhppn_tif7k3gcsror">
+      <w:hyperlink w:history="1" r:id="rIdkybuyhkdss4ghuiaeemtg">
         <w:r>
           <w:rPr>
             <w:rStyle w:val="Hyperlink"/>
@@ -2956,7 +3495,7 @@
       <w:r>
         <w:t xml:space="preserve">: </w:t>
       </w:r>
-      <w:hyperlink w:history="1" r:id="rIde1c4u889ws_x9gta-_fji">
+      <w:hyperlink w:history="1" r:id="rIduqhqtoc2q1izt7t7vwipw">
         <w:r>
           <w:rPr>
             <w:rStyle w:val="Hyperlink"/>
@@ -2977,7 +3516,7 @@
       <w:r>
         <w:t xml:space="preserve">Tenable plugins for CVE-2024-38475 (63; none inspects configuration): </w:t>
       </w:r>
-      <w:hyperlink w:history="1" r:id="rId76zx3_wc6d8rktrmmmiln">
+      <w:hyperlink w:history="1" r:id="rIdrjjbood1t_thf5on_y1sm">
         <w:r>
           <w:rPr>
             <w:rStyle w:val="Hyperlink"/>
@@ -3025,7 +3564,7 @@
       <w:r>
         <w:t xml:space="preserve">: </w:t>
       </w:r>
-      <w:hyperlink w:history="1" r:id="rIdrsgrbacaac1dkwqro_zha">
+      <w:hyperlink w:history="1" r:id="rIdjor4anqsevqnxdgnsyffi">
         <w:r>
           <w:rPr>
             <w:rStyle w:val="Hyperlink"/>
@@ -3044,9 +3583,141 @@
         <w:spacing w:after="120"/>
       </w:pPr>
       <w:r>
+        <w:t xml:space="preserve">Qualys ThreatPROTECT, "Apache HTTP Server Prior to 2.4.60 Multiple Security Vulnerabilities" (QIDs 152103, 731613): </w:t>
+      </w:r>
+      <w:hyperlink w:history="1" r:id="rIdqabdww_bjz9si9otbvw3u">
+        <w:r>
+          <w:rPr>
+            <w:rStyle w:val="Hyperlink"/>
+          </w:rPr>
+          <w:t xml:space="preserve">https://threatprotect.qualys.com/2024/07/12/apache-http-server-prior-to-2-4-60-multiple-security-vulnerabilities/</w:t>
+        </w:r>
+      </w:hyperlink>
+    </w:p>
+    <w:p>
+      <w:pPr>
+        <w:pStyle w:val="ListParagraph"/>
+        <w:numPr>
+          <w:ilvl w:val="0"/>
+          <w:numId w:val="1"/>
+        </w:numPr>
+        <w:spacing w:after="120"/>
+      </w:pPr>
+      <w:r>
+        <w:t xml:space="preserve">Qualys, "Configure a File Content Check Control (Agent Only) for Unix": </w:t>
+      </w:r>
+      <w:hyperlink w:history="1" r:id="rIdvjeottatlueqdnpl2l9fr">
+        <w:r>
+          <w:rPr>
+            <w:rStyle w:val="Hyperlink"/>
+          </w:rPr>
+          <w:t xml:space="preserve">https://docs.qualys.com/en/vm/latest/module_pc/controls/unix/win_file_content_check_agent_only_unix.htm</w:t>
+        </w:r>
+      </w:hyperlink>
+    </w:p>
+    <w:p>
+      <w:pPr>
+        <w:pStyle w:val="ListParagraph"/>
+        <w:numPr>
+          <w:ilvl w:val="0"/>
+          <w:numId w:val="1"/>
+        </w:numPr>
+        <w:spacing w:after="120"/>
+      </w:pPr>
+      <w:r>
+        <w:t xml:space="preserve">Qualys, "Configure a Unix Script Result Check": </w:t>
+      </w:r>
+      <w:hyperlink w:history="1" r:id="rIdwydavrai5od85jxihdd-_">
+        <w:r>
+          <w:rPr>
+            <w:rStyle w:val="Hyperlink"/>
+          </w:rPr>
+          <w:t xml:space="preserve">https://docs.qualys.com/en/pcui/1.4.0.0/udc/unix_script_result.htm</w:t>
+        </w:r>
+      </w:hyperlink>
+    </w:p>
+    <w:p>
+      <w:pPr>
+        <w:pStyle w:val="ListParagraph"/>
+        <w:numPr>
+          <w:ilvl w:val="0"/>
+          <w:numId w:val="1"/>
+        </w:numPr>
+        <w:spacing w:after="120"/>
+      </w:pPr>
+      <w:r>
+        <w:t xml:space="preserve">Microsoft, "Investigate entities on devices using live response" (Linux support, </w:t>
+      </w:r>
+      <w:r>
+        <w:rPr>
+          <w:rFonts w:ascii="Consolas" w:cs="Consolas" w:eastAsia="Consolas" w:hAnsi="Consolas"/>
+        </w:rPr>
+        <w:t xml:space="preserve">run</w:t>
+      </w:r>
+      <w:r>
+        <w:t xml:space="preserve">/</w:t>
+      </w:r>
+      <w:r>
+        <w:rPr>
+          <w:rFonts w:ascii="Consolas" w:cs="Consolas" w:eastAsia="Consolas" w:hAnsi="Consolas"/>
+        </w:rPr>
+        <w:t xml:space="preserve">putfile</w:t>
+      </w:r>
+      <w:r>
+        <w:t xml:space="preserve">, limits): </w:t>
+      </w:r>
+      <w:hyperlink w:history="1" r:id="rIdfogmfwry4qn4s_l6fjycf">
+        <w:r>
+          <w:rPr>
+            <w:rStyle w:val="Hyperlink"/>
+          </w:rPr>
+          <w:t xml:space="preserve">https://learn.microsoft.com/en-us/defender-endpoint/live-response</w:t>
+        </w:r>
+      </w:hyperlink>
+    </w:p>
+    <w:p>
+      <w:pPr>
+        <w:pStyle w:val="ListParagraph"/>
+        <w:numPr>
+          <w:ilvl w:val="0"/>
+          <w:numId w:val="1"/>
+        </w:numPr>
+        <w:spacing w:after="120"/>
+      </w:pPr>
+      <w:r>
+        <w:t xml:space="preserve">Microsoft, advanced hunting </w:t>
+      </w:r>
+      <w:r>
+        <w:rPr>
+          <w:rFonts w:ascii="Consolas" w:cs="Consolas" w:eastAsia="Consolas" w:hAnsi="Consolas"/>
+        </w:rPr>
+        <w:t xml:space="preserve">DeviceTvmSoftwareVulnerabilities</w:t>
+      </w:r>
+      <w:r>
+        <w:t xml:space="preserve"> table: </w:t>
+      </w:r>
+      <w:hyperlink w:history="1" r:id="rIdloy6dqtwadpsczdgr8jnz">
+        <w:r>
+          <w:rPr>
+            <w:rStyle w:val="Hyperlink"/>
+          </w:rPr>
+          <w:t xml:space="preserve">https://learn.microsoft.com/en-us/defender-xdr/advanced-hunting-devicetvmsoftwarevulnerabilities-table</w:t>
+        </w:r>
+      </w:hyperlink>
+    </w:p>
+    <w:p>
+      <w:pPr>
+        <w:pStyle w:val="ListParagraph"/>
+        <w:numPr>
+          <w:ilvl w:val="0"/>
+          <w:numId w:val="1"/>
+        </w:numPr>
+        <w:spacing w:after="120"/>
+      </w:pPr>
+      <w:r>
         <w:t xml:space="preserve">Wiz, "Streamlining OS and Application Hardening: Revealing Misconfigurations with Wiz's Agentless Custom Host Configuration Rules": </w:t>
       </w:r>
-      <w:hyperlink w:history="1" r:id="rId15c5vtseyih0pqj28g9by">
+      <w:hyperlink w:history="1" r:id="rId7sqn_lzzrdlpjyhzqifr9">
         <w:r>
           <w:rPr>
             <w:rStyle w:val="Hyperlink"/>
@@ -3067,7 +3738,7 @@
       <w:r>
         <w:t xml:space="preserve">watchTowr, "SonicBoom, From Stolen Tokens to Remote Shells — SonicWall SMA100 (CVE-2023-44221, CVE-2024-38475)": </w:t>
       </w:r>
-      <w:hyperlink w:history="1" r:id="rIdqpoarl20r5lzfr4o3e060">
+      <w:hyperlink w:history="1" r:id="rIdfqy1l9ngrbqrfnvmc7thi">
         <w:r>
           <w:rPr>
             <w:rStyle w:val="Hyperlink"/>
@@ -3088,7 +3759,7 @@
       <w:r>
         <w:t xml:space="preserve">CVE record: </w:t>
       </w:r>
-      <w:hyperlink w:history="1" r:id="rIdyrusp-xnu7lvsxcrrjg16">
+      <w:hyperlink w:history="1" r:id="rIdjbq64jcntk1nq2svy8lbw">
         <w:r>
           <w:rPr>
             <w:rStyle w:val="Hyperlink"/>
